--- a/documents/disclosure_template.docx
+++ b/documents/disclosure_template.docx
@@ -9,6 +9,7 @@
         <w:pStyle w:val="0"/>
         <w:widowControl w:val="off"/>
         <w:ind w:left="289" w:hanging="289"/>
+        <w:spacing w:before="0" w:after="0" w:line="276" w:lineRule="auto"/>
       </w:pPr>
       <w:r>
         <w:rPr>
@@ -24,6 +25,7 @@
         <w:widowControl w:val="off"/>
         <w:wordWrap w:val="1"/>
         <w:jc w:val="center"/>
+        <w:spacing w:before="0" w:after="0" w:line="276" w:lineRule="auto"/>
       </w:pPr>
       <w:r>
         <w:rPr>
@@ -76,14 +78,15 @@
               <w:widowControl w:val="off"/>
               <w:wordWrap w:val="1"/>
               <w:snapToGrid w:val="off"/>
-              <w:spacing w:line="312" w:lineRule="auto"/>
+              <w:spacing w:line="120" w:lineRule="auto" w:before="0" w:after="0"/>
               <w:ind w:left="262" w:right="60" w:hanging="202"/>
               <w:jc w:val="center"/>
               <w:rPr>
                 <w:rFonts w:ascii="HCI Poppy" w:eastAsia="휴먼명조"/>
                 <w:color w:val="000000"/>
-                <w:sz w:val="26"/>
+                <w:sz w:val="2"/>
                 <w:shd w:val="clear" w:color="000000"/>
+                <w:szCs w:val="2"/>
               </w:rPr>
             </w:pPr>
           </w:p>
@@ -109,9 +112,7 @@
               <w:gridCol w:w="5054"/>
             </w:tblGrid>
             <w:tr>
-              <w:trPr>
-                <w:trHeight w:val="539"/>
-              </w:trPr>
+              <w:trPr/>
               <w:tc>
                 <w:tcPr>
                   <w:tcW w:w="5054" w:type="dxa"/>
@@ -130,6 +131,7 @@
                     <w:widowControl w:val="off"/>
                     <w:wordWrap w:val="1"/>
                     <w:jc w:val="center"/>
+                    <w:spacing w:before="0" w:after="0" w:line="240" w:lineRule="auto"/>
                   </w:pPr>
                   <w:r>
                     <w:rPr>
@@ -148,22 +150,27 @@
               <w:pStyle w:val="0"/>
               <w:widowControl w:val="off"/>
               <w:wordWrap w:val="1"/>
-              <w:spacing w:line="312" w:lineRule="auto"/>
+              <w:spacing w:line="120" w:lineRule="auto" w:before="0" w:after="0"/>
               <w:ind w:left="60" w:right="60"/>
               <w:jc w:val="center"/>
+              <w:rPr>
+                <w:sz w:val="2"/>
+                <w:szCs w:val="2"/>
+              </w:rPr>
             </w:pPr>
           </w:p>
           <w:p>
             <w:pPr>
               <w:pStyle w:val="0"/>
               <w:widowControl w:val="off"/>
-              <w:spacing w:line="312" w:lineRule="auto"/>
+              <w:spacing w:line="120" w:lineRule="auto" w:before="0" w:after="0"/>
               <w:ind w:left="60" w:right="60"/>
               <w:rPr>
                 <w:rFonts w:ascii="HCI Poppy" w:eastAsia="휴먼명조"/>
                 <w:color w:val="000000"/>
-                <w:sz w:val="14"/>
+                <w:sz w:val="2"/>
                 <w:shd w:val="clear" w:color="000000"/>
+                <w:szCs w:val="2"/>
               </w:rPr>
             </w:pPr>
           </w:p>
@@ -172,7 +179,7 @@
               <w:pStyle w:val="0"/>
               <w:widowControl w:val="off"/>
               <w:wordWrap w:val="1"/>
-              <w:spacing w:line="312" w:lineRule="auto"/>
+              <w:spacing w:line="240" w:lineRule="auto" w:before="0" w:after="0"/>
               <w:ind w:left="190" w:right="60" w:hanging="130"/>
               <w:jc w:val="center"/>
             </w:pPr>
@@ -256,13 +263,14 @@
             <w:pPr>
               <w:pStyle w:val="0"/>
               <w:widowControl w:val="off"/>
-              <w:spacing w:line="312" w:lineRule="auto"/>
+              <w:spacing w:line="120" w:lineRule="auto" w:before="0" w:after="0"/>
               <w:ind w:left="190" w:right="60" w:hanging="130"/>
               <w:rPr>
                 <w:rFonts w:ascii="HCI Poppy" w:eastAsia="휴먼명조"/>
                 <w:color w:val="000000"/>
-                <w:sz w:val="30"/>
+                <w:sz w:val="2"/>
                 <w:shd w:val="clear" w:color="000000"/>
+                <w:szCs w:val="2"/>
               </w:rPr>
             </w:pPr>
           </w:p>
@@ -271,7 +279,7 @@
               <w:pStyle w:val="0"/>
               <w:widowControl w:val="off"/>
               <w:wordWrap w:val="1"/>
-              <w:spacing w:line="312" w:lineRule="auto"/>
+              <w:spacing w:line="240" w:lineRule="auto" w:before="0" w:after="0"/>
               <w:ind w:left="190" w:right="60" w:hanging="130"/>
               <w:jc w:val="right"/>
             </w:pPr>
@@ -311,9 +319,7 @@
               <w:gridCol w:w="866"/>
             </w:tblGrid>
             <w:tr>
-              <w:trPr>
-                <w:trHeight w:val="321"/>
-              </w:trPr>
+              <w:trPr/>
               <w:tc>
                 <w:tcPr>
                   <w:tcW w:w="1459" w:type="dxa"/>
@@ -331,7 +337,7 @@
                     <w:pStyle w:val="0"/>
                     <w:widowControl w:val="off"/>
                     <w:wordWrap w:val="1"/>
-                    <w:spacing w:line="312" w:lineRule="auto"/>
+                    <w:spacing w:line="240" w:lineRule="auto" w:before="0" w:after="0"/>
                     <w:ind w:left="354" w:hanging="354"/>
                   </w:pPr>
                   <w:r>
@@ -359,7 +365,7 @@
                     <w:pStyle w:val="0"/>
                     <w:widowControl w:val="off"/>
                     <w:wordWrap w:val="1"/>
-                    <w:spacing w:line="312" w:lineRule="auto"/>
+                    <w:spacing w:line="240" w:lineRule="auto" w:before="0" w:after="0"/>
                     <w:jc w:val="center"/>
                   </w:pPr>
                   <w:r>
@@ -386,7 +392,7 @@
                     <w:pStyle w:val="0"/>
                     <w:widowControl w:val="off"/>
                     <w:wordWrap w:val="1"/>
-                    <w:spacing w:line="240" w:lineRule="auto"/>
+                    <w:spacing w:line="120" w:lineRule="auto" w:before="0" w:after="0"/>
                     <w:jc w:val="center"/>
                     <w:textAlignment w:val="center"/>
                     <w:rPr>
@@ -414,7 +420,7 @@
                     <w:pStyle w:val="0"/>
                     <w:widowControl w:val="off"/>
                     <w:wordWrap w:val="1"/>
-                    <w:spacing w:line="312" w:lineRule="auto"/>
+                    <w:spacing w:line="120" w:lineRule="auto" w:before="0" w:after="0"/>
                     <w:jc w:val="center"/>
                     <w:rPr>
                       <w:rFonts w:ascii="맑은 고딕" w:eastAsia="맑은 고딕"/>
@@ -425,9 +431,7 @@
               </w:tc>
             </w:tr>
             <w:tr>
-              <w:trPr>
-                <w:trHeight w:val="321"/>
-              </w:trPr>
+              <w:trPr/>
               <w:tc>
                 <w:tcPr>
                   <w:tcW w:w="1459" w:type="dxa"/>
@@ -439,7 +443,11 @@
                     <w:right w:val="single" w:color="000000" w:sz="3"/>
                   </w:tcBorders>
                 </w:tcPr>
-                <w:p/>
+                <w:p>
+                  <w:pPr>
+                    <w:spacing w:before="0" w:after="0" w:line="120" w:lineRule="auto"/>
+                  </w:pPr>
+                </w:p>
               </w:tc>
               <w:tc>
                 <w:tcPr>
@@ -458,7 +466,7 @@
                     <w:pStyle w:val="0"/>
                     <w:widowControl w:val="off"/>
                     <w:wordWrap w:val="1"/>
-                    <w:spacing w:line="312" w:lineRule="auto"/>
+                    <w:spacing w:line="240" w:lineRule="auto" w:before="0" w:after="0"/>
                     <w:jc w:val="center"/>
                   </w:pPr>
                   <w:r>
@@ -485,7 +493,7 @@
                     <w:pStyle w:val="0"/>
                     <w:widowControl w:val="off"/>
                     <w:wordWrap w:val="1"/>
-                    <w:spacing w:line="240" w:lineRule="auto"/>
+                    <w:spacing w:line="120" w:lineRule="auto" w:before="0" w:after="0"/>
                     <w:jc w:val="center"/>
                     <w:textAlignment w:val="center"/>
                     <w:rPr>
@@ -513,7 +521,7 @@
                     <w:pStyle w:val="0"/>
                     <w:widowControl w:val="off"/>
                     <w:wordWrap w:val="1"/>
-                    <w:spacing w:line="312" w:lineRule="auto"/>
+                    <w:spacing w:line="120" w:lineRule="auto" w:before="0" w:after="0"/>
                     <w:jc w:val="center"/>
                     <w:rPr>
                       <w:rFonts w:ascii="맑은 고딕" w:eastAsia="맑은 고딕"/>
@@ -524,9 +532,7 @@
               </w:tc>
             </w:tr>
             <w:tr>
-              <w:trPr>
-                <w:trHeight w:val="321"/>
-              </w:trPr>
+              <w:trPr/>
               <w:tc>
                 <w:tcPr>
                   <w:tcW w:w="1459" w:type="dxa"/>
@@ -538,7 +544,11 @@
                     <w:right w:val="single" w:color="000000" w:sz="3"/>
                   </w:tcBorders>
                 </w:tcPr>
-                <w:p/>
+                <w:p>
+                  <w:pPr>
+                    <w:spacing w:before="0" w:after="0" w:line="120" w:lineRule="auto"/>
+                  </w:pPr>
+                </w:p>
               </w:tc>
               <w:tc>
                 <w:tcPr>
@@ -557,7 +567,7 @@
                     <w:pStyle w:val="0"/>
                     <w:widowControl w:val="off"/>
                     <w:wordWrap w:val="1"/>
-                    <w:spacing w:line="312" w:lineRule="auto"/>
+                    <w:spacing w:line="120" w:lineRule="auto" w:before="0" w:after="0"/>
                     <w:jc w:val="center"/>
                     <w:rPr>
                       <w:rFonts w:ascii="맑은 고딕" w:eastAsia="맑은 고딕"/>
@@ -582,7 +592,7 @@
                     <w:pStyle w:val="0"/>
                     <w:widowControl w:val="off"/>
                     <w:wordWrap w:val="1"/>
-                    <w:spacing w:line="312" w:lineRule="auto"/>
+                    <w:spacing w:line="240" w:lineRule="auto" w:before="0" w:after="0"/>
                     <w:jc w:val="center"/>
                   </w:pPr>
                   <w:r>
@@ -609,7 +619,7 @@
                     <w:pStyle w:val="0"/>
                     <w:widowControl w:val="off"/>
                     <w:wordWrap w:val="1"/>
-                    <w:spacing w:line="240" w:lineRule="auto"/>
+                    <w:spacing w:line="120" w:lineRule="auto" w:before="0" w:after="0"/>
                     <w:jc w:val="center"/>
                     <w:textAlignment w:val="center"/>
                     <w:rPr>
@@ -637,7 +647,7 @@
                     <w:pStyle w:val="0"/>
                     <w:widowControl w:val="off"/>
                     <w:wordWrap w:val="1"/>
-                    <w:spacing w:line="312" w:lineRule="auto"/>
+                    <w:spacing w:line="120" w:lineRule="auto" w:before="0" w:after="0"/>
                     <w:jc w:val="center"/>
                     <w:rPr>
                       <w:rFonts w:ascii="맑은 고딕" w:eastAsia="맑은 고딕"/>
@@ -648,9 +658,7 @@
               </w:tc>
             </w:tr>
             <w:tr>
-              <w:trPr>
-                <w:trHeight w:val="321"/>
-              </w:trPr>
+              <w:trPr/>
               <w:tc>
                 <w:tcPr>
                   <w:tcW w:w="1459" w:type="dxa"/>
@@ -662,7 +670,11 @@
                     <w:right w:val="single" w:color="000000" w:sz="3"/>
                   </w:tcBorders>
                 </w:tcPr>
-                <w:p/>
+                <w:p>
+                  <w:pPr>
+                    <w:spacing w:before="0" w:after="0" w:line="120" w:lineRule="auto"/>
+                  </w:pPr>
+                </w:p>
               </w:tc>
               <w:tc>
                 <w:tcPr>
@@ -675,7 +687,11 @@
                     <w:right w:val="single" w:color="000000" w:sz="3"/>
                   </w:tcBorders>
                 </w:tcPr>
-                <w:p/>
+                <w:p>
+                  <w:pPr>
+                    <w:spacing w:before="0" w:after="0" w:line="120" w:lineRule="auto"/>
+                  </w:pPr>
+                </w:p>
               </w:tc>
               <w:tc>
                 <w:tcPr>
@@ -693,7 +709,7 @@
                     <w:pStyle w:val="0"/>
                     <w:widowControl w:val="off"/>
                     <w:wordWrap w:val="1"/>
-                    <w:spacing w:line="312" w:lineRule="auto"/>
+                    <w:spacing w:line="120" w:lineRule="auto" w:before="0" w:after="0"/>
                     <w:jc w:val="center"/>
                     <w:rPr>
                       <w:rFonts w:ascii="맑은 고딕" w:eastAsia="맑은 고딕"/>
@@ -718,7 +734,7 @@
                     <w:pStyle w:val="0"/>
                     <w:widowControl w:val="off"/>
                     <w:wordWrap w:val="1"/>
-                    <w:spacing w:line="240" w:lineRule="auto"/>
+                    <w:spacing w:line="120" w:lineRule="auto" w:before="0" w:after="0"/>
                     <w:jc w:val="center"/>
                     <w:textAlignment w:val="center"/>
                     <w:rPr>
@@ -746,7 +762,7 @@
                     <w:pStyle w:val="0"/>
                     <w:widowControl w:val="off"/>
                     <w:wordWrap w:val="1"/>
-                    <w:spacing w:line="312" w:lineRule="auto"/>
+                    <w:spacing w:line="120" w:lineRule="auto" w:before="0" w:after="0"/>
                     <w:jc w:val="center"/>
                     <w:rPr>
                       <w:rFonts w:ascii="맑은 고딕" w:eastAsia="맑은 고딕"/>
@@ -757,9 +773,7 @@
               </w:tc>
             </w:tr>
             <w:tr>
-              <w:trPr>
-                <w:trHeight w:val="321"/>
-              </w:trPr>
+              <w:trPr/>
               <w:tc>
                 <w:tcPr>
                   <w:tcW w:w="1459" w:type="dxa"/>
@@ -771,7 +785,11 @@
                     <w:right w:val="single" w:color="000000" w:sz="3"/>
                   </w:tcBorders>
                 </w:tcPr>
-                <w:p/>
+                <w:p>
+                  <w:pPr>
+                    <w:spacing w:before="0" w:after="0" w:line="120" w:lineRule="auto"/>
+                  </w:pPr>
+                </w:p>
               </w:tc>
               <w:tc>
                 <w:tcPr>
@@ -790,7 +808,7 @@
                     <w:pStyle w:val="0"/>
                     <w:widowControl w:val="off"/>
                     <w:wordWrap w:val="1"/>
-                    <w:spacing w:line="312" w:lineRule="auto"/>
+                    <w:spacing w:line="240" w:lineRule="auto" w:before="0" w:after="0"/>
                     <w:jc w:val="center"/>
                   </w:pPr>
                   <w:r>
@@ -817,7 +835,7 @@
                     <w:pStyle w:val="0"/>
                     <w:widowControl w:val="off"/>
                     <w:wordWrap w:val="1"/>
-                    <w:spacing w:line="240" w:lineRule="auto"/>
+                    <w:spacing w:line="120" w:lineRule="auto" w:before="0" w:after="0"/>
                     <w:jc w:val="center"/>
                     <w:textAlignment w:val="center"/>
                     <w:rPr>
@@ -845,7 +863,7 @@
                     <w:pStyle w:val="0"/>
                     <w:widowControl w:val="off"/>
                     <w:wordWrap w:val="1"/>
-                    <w:spacing w:line="312" w:lineRule="auto"/>
+                    <w:spacing w:line="120" w:lineRule="auto" w:before="0" w:after="0"/>
                     <w:jc w:val="center"/>
                     <w:rPr>
                       <w:rFonts w:ascii="맑은 고딕" w:eastAsia="맑은 고딕"/>
@@ -856,9 +874,7 @@
               </w:tc>
             </w:tr>
             <w:tr>
-              <w:trPr>
-                <w:trHeight w:val="321"/>
-              </w:trPr>
+              <w:trPr/>
               <w:tc>
                 <w:tcPr>
                   <w:tcW w:w="1459" w:type="dxa"/>
@@ -870,7 +886,11 @@
                     <w:right w:val="single" w:color="000000" w:sz="3"/>
                   </w:tcBorders>
                 </w:tcPr>
-                <w:p/>
+                <w:p>
+                  <w:pPr>
+                    <w:spacing w:before="0" w:after="0" w:line="120" w:lineRule="auto"/>
+                  </w:pPr>
+                </w:p>
               </w:tc>
               <w:tc>
                 <w:tcPr>
@@ -889,7 +909,7 @@
                     <w:pStyle w:val="0"/>
                     <w:widowControl w:val="off"/>
                     <w:wordWrap w:val="1"/>
-                    <w:spacing w:line="312" w:lineRule="auto"/>
+                    <w:spacing w:line="240" w:lineRule="auto" w:before="0" w:after="0"/>
                     <w:jc w:val="center"/>
                   </w:pPr>
                   <w:r>
@@ -916,7 +936,7 @@
                     <w:pStyle w:val="0"/>
                     <w:widowControl w:val="off"/>
                     <w:wordWrap w:val="1"/>
-                    <w:spacing w:line="240" w:lineRule="auto"/>
+                    <w:spacing w:line="120" w:lineRule="auto" w:before="0" w:after="0"/>
                     <w:jc w:val="center"/>
                     <w:textAlignment w:val="center"/>
                     <w:rPr>
@@ -944,7 +964,7 @@
                     <w:pStyle w:val="0"/>
                     <w:widowControl w:val="off"/>
                     <w:wordWrap w:val="1"/>
-                    <w:spacing w:line="312" w:lineRule="auto"/>
+                    <w:spacing w:line="120" w:lineRule="auto" w:before="0" w:after="0"/>
                     <w:jc w:val="center"/>
                     <w:rPr>
                       <w:rFonts w:ascii="맑은 고딕" w:eastAsia="맑은 고딕"/>
@@ -955,9 +975,7 @@
               </w:tc>
             </w:tr>
             <w:tr>
-              <w:trPr>
-                <w:trHeight w:val="321"/>
-              </w:trPr>
+              <w:trPr/>
               <w:tc>
                 <w:tcPr>
                   <w:tcW w:w="1459" w:type="dxa"/>
@@ -975,7 +993,7 @@
                     <w:pStyle w:val="0"/>
                     <w:widowControl w:val="off"/>
                     <w:wordWrap w:val="1"/>
-                    <w:spacing w:line="312" w:lineRule="auto"/>
+                    <w:spacing w:line="240" w:lineRule="auto" w:before="0" w:after="0"/>
                     <w:ind w:left="354" w:hanging="354"/>
                   </w:pPr>
                   <w:r>
@@ -1003,7 +1021,7 @@
                     <w:pStyle w:val="0"/>
                     <w:widowControl w:val="off"/>
                     <w:wordWrap w:val="1"/>
-                    <w:spacing w:line="312" w:lineRule="auto"/>
+                    <w:spacing w:line="240" w:lineRule="auto" w:before="0" w:after="0"/>
                     <w:jc w:val="center"/>
                   </w:pPr>
                   <w:r>
@@ -1030,7 +1048,7 @@
                     <w:pStyle w:val="0"/>
                     <w:widowControl w:val="off"/>
                     <w:wordWrap w:val="1"/>
-                    <w:spacing w:line="312" w:lineRule="auto"/>
+                    <w:spacing w:line="120" w:lineRule="auto" w:before="0" w:after="0"/>
                     <w:jc w:val="center"/>
                     <w:rPr>
                       <w:rFonts w:ascii="맑은 고딕" w:eastAsia="맑은 고딕"/>
@@ -1055,7 +1073,7 @@
                     <w:pStyle w:val="0"/>
                     <w:widowControl w:val="off"/>
                     <w:wordWrap w:val="1"/>
-                    <w:spacing w:line="312" w:lineRule="auto"/>
+                    <w:spacing w:line="120" w:lineRule="auto" w:before="0" w:after="0"/>
                     <w:jc w:val="center"/>
                     <w:rPr>
                       <w:rFonts w:ascii="맑은 고딕" w:eastAsia="맑은 고딕"/>
@@ -1066,9 +1084,7 @@
               </w:tc>
             </w:tr>
             <w:tr>
-              <w:trPr>
-                <w:trHeight w:val="321"/>
-              </w:trPr>
+              <w:trPr/>
               <w:tc>
                 <w:tcPr>
                   <w:tcW w:w="1459" w:type="dxa"/>
@@ -1080,7 +1096,11 @@
                     <w:right w:val="single" w:color="000000" w:sz="3"/>
                   </w:tcBorders>
                 </w:tcPr>
-                <w:p/>
+                <w:p>
+                  <w:pPr>
+                    <w:spacing w:before="0" w:after="0" w:line="120" w:lineRule="auto"/>
+                  </w:pPr>
+                </w:p>
               </w:tc>
               <w:tc>
                 <w:tcPr>
@@ -1099,7 +1119,7 @@
                     <w:pStyle w:val="0"/>
                     <w:widowControl w:val="off"/>
                     <w:wordWrap w:val="1"/>
-                    <w:spacing w:line="312" w:lineRule="auto"/>
+                    <w:spacing w:line="240" w:lineRule="auto" w:before="0" w:after="0"/>
                     <w:jc w:val="center"/>
                   </w:pPr>
                   <w:r>
@@ -1126,7 +1146,7 @@
                     <w:pStyle w:val="0"/>
                     <w:widowControl w:val="off"/>
                     <w:wordWrap w:val="1"/>
-                    <w:spacing w:line="312" w:lineRule="auto"/>
+                    <w:spacing w:line="120" w:lineRule="auto" w:before="0" w:after="0"/>
                     <w:jc w:val="center"/>
                     <w:rPr>
                       <w:rFonts w:ascii="맑은 고딕" w:eastAsia="맑은 고딕"/>
@@ -1151,7 +1171,7 @@
                     <w:pStyle w:val="0"/>
                     <w:widowControl w:val="off"/>
                     <w:wordWrap w:val="1"/>
-                    <w:spacing w:line="312" w:lineRule="auto"/>
+                    <w:spacing w:line="120" w:lineRule="auto" w:before="0" w:after="0"/>
                     <w:jc w:val="center"/>
                     <w:rPr>
                       <w:rFonts w:ascii="맑은 고딕" w:eastAsia="맑은 고딕"/>
@@ -1162,9 +1182,7 @@
               </w:tc>
             </w:tr>
             <w:tr>
-              <w:trPr>
-                <w:trHeight w:val="321"/>
-              </w:trPr>
+              <w:trPr/>
               <w:tc>
                 <w:tcPr>
                   <w:tcW w:w="1459" w:type="dxa"/>
@@ -1176,7 +1194,11 @@
                     <w:right w:val="single" w:color="000000" w:sz="3"/>
                   </w:tcBorders>
                 </w:tcPr>
-                <w:p/>
+                <w:p>
+                  <w:pPr>
+                    <w:spacing w:before="0" w:after="0" w:line="120" w:lineRule="auto"/>
+                  </w:pPr>
+                </w:p>
               </w:tc>
               <w:tc>
                 <w:tcPr>
@@ -1195,7 +1217,7 @@
                     <w:pStyle w:val="0"/>
                     <w:widowControl w:val="off"/>
                     <w:wordWrap w:val="1"/>
-                    <w:spacing w:line="312" w:lineRule="auto"/>
+                    <w:spacing w:line="240" w:lineRule="auto" w:before="0" w:after="0"/>
                     <w:jc w:val="center"/>
                   </w:pPr>
                   <w:r>
@@ -1222,7 +1244,7 @@
                     <w:pStyle w:val="0"/>
                     <w:widowControl w:val="off"/>
                     <w:wordWrap w:val="1"/>
-                    <w:spacing w:line="312" w:lineRule="auto"/>
+                    <w:spacing w:line="240" w:lineRule="auto" w:before="0" w:after="0"/>
                     <w:jc w:val="center"/>
                   </w:pPr>
                   <w:r>
@@ -1249,7 +1271,7 @@
                     <w:pStyle w:val="0"/>
                     <w:widowControl w:val="off"/>
                     <w:wordWrap w:val="1"/>
-                    <w:spacing w:line="312" w:lineRule="auto"/>
+                    <w:spacing w:line="120" w:lineRule="auto" w:before="0" w:after="0"/>
                     <w:jc w:val="center"/>
                     <w:rPr>
                       <w:rFonts w:ascii="맑은 고딕" w:eastAsia="맑은 고딕"/>
@@ -1274,7 +1296,7 @@
                     <w:pStyle w:val="0"/>
                     <w:widowControl w:val="off"/>
                     <w:wordWrap w:val="1"/>
-                    <w:spacing w:line="312" w:lineRule="auto"/>
+                    <w:spacing w:line="120" w:lineRule="auto" w:before="0" w:after="0"/>
                     <w:jc w:val="center"/>
                     <w:rPr>
                       <w:rFonts w:ascii="맑은 고딕" w:eastAsia="맑은 고딕"/>
@@ -1285,9 +1307,7 @@
               </w:tc>
             </w:tr>
             <w:tr>
-              <w:trPr>
-                <w:trHeight w:val="321"/>
-              </w:trPr>
+              <w:trPr/>
               <w:tc>
                 <w:tcPr>
                   <w:tcW w:w="1459" w:type="dxa"/>
@@ -1299,7 +1319,11 @@
                     <w:right w:val="single" w:color="000000" w:sz="3"/>
                   </w:tcBorders>
                 </w:tcPr>
-                <w:p/>
+                <w:p>
+                  <w:pPr>
+                    <w:spacing w:before="0" w:after="0" w:line="120" w:lineRule="auto"/>
+                  </w:pPr>
+                </w:p>
               </w:tc>
               <w:tc>
                 <w:tcPr>
@@ -1312,7 +1336,11 @@
                     <w:right w:val="single" w:color="000000" w:sz="3"/>
                   </w:tcBorders>
                 </w:tcPr>
-                <w:p/>
+                <w:p>
+                  <w:pPr>
+                    <w:spacing w:before="0" w:after="0" w:line="120" w:lineRule="auto"/>
+                  </w:pPr>
+                </w:p>
               </w:tc>
               <w:tc>
                 <w:tcPr>
@@ -1330,7 +1358,7 @@
                     <w:pStyle w:val="0"/>
                     <w:widowControl w:val="off"/>
                     <w:wordWrap w:val="1"/>
-                    <w:spacing w:line="312" w:lineRule="auto"/>
+                    <w:spacing w:line="240" w:lineRule="auto" w:before="0" w:after="0"/>
                     <w:jc w:val="center"/>
                   </w:pPr>
                   <w:r>
@@ -1357,7 +1385,7 @@
                     <w:pStyle w:val="0"/>
                     <w:widowControl w:val="off"/>
                     <w:wordWrap w:val="1"/>
-                    <w:spacing w:line="240" w:lineRule="auto"/>
+                    <w:spacing w:line="120" w:lineRule="auto" w:before="0" w:after="0"/>
                     <w:jc w:val="center"/>
                     <w:textAlignment w:val="center"/>
                     <w:rPr>
@@ -1385,7 +1413,7 @@
                     <w:pStyle w:val="0"/>
                     <w:widowControl w:val="off"/>
                     <w:wordWrap w:val="1"/>
-                    <w:spacing w:line="312" w:lineRule="auto"/>
+                    <w:spacing w:line="120" w:lineRule="auto" w:before="0" w:after="0"/>
                     <w:jc w:val="center"/>
                     <w:rPr>
                       <w:rFonts w:ascii="맑은 고딕" w:eastAsia="맑은 고딕"/>
@@ -1396,9 +1424,7 @@
               </w:tc>
             </w:tr>
             <w:tr>
-              <w:trPr>
-                <w:trHeight w:val="321"/>
-              </w:trPr>
+              <w:trPr/>
               <w:tc>
                 <w:tcPr>
                   <w:tcW w:w="1459" w:type="dxa"/>
@@ -1410,7 +1436,11 @@
                     <w:right w:val="single" w:color="000000" w:sz="3"/>
                   </w:tcBorders>
                 </w:tcPr>
-                <w:p/>
+                <w:p>
+                  <w:pPr>
+                    <w:spacing w:before="0" w:after="0" w:line="120" w:lineRule="auto"/>
+                  </w:pPr>
+                </w:p>
               </w:tc>
               <w:tc>
                 <w:tcPr>
@@ -1423,7 +1453,11 @@
                     <w:right w:val="single" w:color="000000" w:sz="3"/>
                   </w:tcBorders>
                 </w:tcPr>
-                <w:p/>
+                <w:p>
+                  <w:pPr>
+                    <w:spacing w:before="0" w:after="0" w:line="120" w:lineRule="auto"/>
+                  </w:pPr>
+                </w:p>
               </w:tc>
               <w:tc>
                 <w:tcPr>
@@ -1441,7 +1475,7 @@
                     <w:pStyle w:val="0"/>
                     <w:widowControl w:val="off"/>
                     <w:wordWrap w:val="1"/>
-                    <w:spacing w:line="312" w:lineRule="auto"/>
+                    <w:spacing w:line="240" w:lineRule="auto" w:before="0" w:after="0"/>
                     <w:jc w:val="center"/>
                   </w:pPr>
                   <w:r>
@@ -1468,7 +1502,7 @@
                     <w:pStyle w:val="0"/>
                     <w:widowControl w:val="off"/>
                     <w:wordWrap w:val="1"/>
-                    <w:spacing w:line="240" w:lineRule="auto"/>
+                    <w:spacing w:line="120" w:lineRule="auto" w:before="0" w:after="0"/>
                     <w:jc w:val="center"/>
                     <w:textAlignment w:val="center"/>
                     <w:rPr>
@@ -1496,7 +1530,7 @@
                     <w:pStyle w:val="0"/>
                     <w:widowControl w:val="off"/>
                     <w:wordWrap w:val="1"/>
-                    <w:spacing w:line="312" w:lineRule="auto"/>
+                    <w:spacing w:line="120" w:lineRule="auto" w:before="0" w:after="0"/>
                     <w:jc w:val="center"/>
                     <w:rPr>
                       <w:rFonts w:ascii="맑은 고딕" w:eastAsia="맑은 고딕"/>
@@ -1507,9 +1541,7 @@
               </w:tc>
             </w:tr>
             <w:tr>
-              <w:trPr>
-                <w:trHeight w:val="321"/>
-              </w:trPr>
+              <w:trPr/>
               <w:tc>
                 <w:tcPr>
                   <w:tcW w:w="1459" w:type="dxa"/>
@@ -1521,7 +1553,11 @@
                     <w:right w:val="single" w:color="000000" w:sz="3"/>
                   </w:tcBorders>
                 </w:tcPr>
-                <w:p/>
+                <w:p>
+                  <w:pPr>
+                    <w:spacing w:before="0" w:after="0" w:line="120" w:lineRule="auto"/>
+                  </w:pPr>
+                </w:p>
               </w:tc>
               <w:tc>
                 <w:tcPr>
@@ -1540,7 +1576,7 @@
                     <w:pStyle w:val="0"/>
                     <w:widowControl w:val="off"/>
                     <w:wordWrap w:val="1"/>
-                    <w:spacing w:line="312" w:lineRule="auto"/>
+                    <w:spacing w:line="240" w:lineRule="auto" w:before="0" w:after="0"/>
                     <w:jc w:val="center"/>
                   </w:pPr>
                   <w:r>
@@ -1567,7 +1603,7 @@
                     <w:pStyle w:val="0"/>
                     <w:widowControl w:val="off"/>
                     <w:wordWrap w:val="1"/>
-                    <w:spacing w:line="240" w:lineRule="auto"/>
+                    <w:spacing w:line="120" w:lineRule="auto" w:before="0" w:after="0"/>
                     <w:jc w:val="center"/>
                     <w:textAlignment w:val="center"/>
                     <w:rPr>
@@ -1595,7 +1631,7 @@
                     <w:pStyle w:val="0"/>
                     <w:widowControl w:val="off"/>
                     <w:wordWrap w:val="1"/>
-                    <w:spacing w:line="312" w:lineRule="auto"/>
+                    <w:spacing w:line="120" w:lineRule="auto" w:before="0" w:after="0"/>
                     <w:jc w:val="center"/>
                     <w:rPr>
                       <w:rFonts w:ascii="맑은 고딕" w:eastAsia="맑은 고딕"/>
@@ -1620,7 +1656,11 @@
                     <w:right w:val="single" w:color="000000" w:sz="3"/>
                   </w:tcBorders>
                 </w:tcPr>
-                <w:p/>
+                <w:p>
+                  <w:pPr>
+                    <w:spacing w:before="0" w:after="0" w:line="120" w:lineRule="auto"/>
+                  </w:pPr>
+                </w:p>
               </w:tc>
               <w:tc>
                 <w:tcPr>
@@ -1639,7 +1679,7 @@
                     <w:pStyle w:val="0"/>
                     <w:widowControl w:val="off"/>
                     <w:wordWrap w:val="1"/>
-                    <w:spacing w:line="312" w:lineRule="auto"/>
+                    <w:spacing w:line="240" w:lineRule="auto" w:before="0" w:after="0"/>
                     <w:jc w:val="center"/>
                   </w:pPr>
                   <w:r>
@@ -1688,9 +1728,7 @@
                     <w:gridCol w:w="1010"/>
                   </w:tblGrid>
                   <w:tr>
-                    <w:trPr>
-                      <w:trHeight w:val="285"/>
-                    </w:trPr>
+                    <w:trPr/>
                     <w:tc>
                       <w:tcPr>
                         <w:tcW w:w="689" w:type="dxa"/>
@@ -1707,7 +1745,7 @@
                           <w:pStyle w:val="15"/>
                           <w:widowControl w:val="off"/>
                           <w:snapToGrid w:val="off"/>
-                          <w:spacing w:line="312" w:lineRule="auto"/>
+                          <w:spacing w:line="240" w:lineRule="auto" w:before="0" w:after="0"/>
                           <w:jc w:val="center"/>
                           <w:textAlignment w:val="baseline"/>
                         </w:pPr>
@@ -1733,7 +1771,7 @@
                           <w:pStyle w:val="15"/>
                           <w:widowControl w:val="off"/>
                           <w:snapToGrid w:val="off"/>
-                          <w:spacing w:line="312" w:lineRule="auto"/>
+                          <w:spacing w:line="240" w:lineRule="auto" w:before="0" w:after="0"/>
                           <w:jc w:val="center"/>
                           <w:textAlignment w:val="baseline"/>
                         </w:pPr>
@@ -1759,7 +1797,7 @@
                           <w:pStyle w:val="15"/>
                           <w:widowControl w:val="off"/>
                           <w:snapToGrid w:val="off"/>
-                          <w:spacing w:line="312" w:lineRule="auto"/>
+                          <w:spacing w:line="240" w:lineRule="auto" w:before="0" w:after="0"/>
                           <w:jc w:val="center"/>
                           <w:textAlignment w:val="baseline"/>
                         </w:pPr>
@@ -1773,7 +1811,7 @@
                           <w:pStyle w:val="15"/>
                           <w:widowControl w:val="off"/>
                           <w:snapToGrid w:val="off"/>
-                          <w:spacing w:line="312" w:lineRule="auto"/>
+                          <w:spacing w:line="240" w:lineRule="auto" w:before="0" w:after="0"/>
                           <w:jc w:val="center"/>
                           <w:textAlignment w:val="baseline"/>
                         </w:pPr>
@@ -1799,7 +1837,7 @@
                           <w:pStyle w:val="15"/>
                           <w:widowControl w:val="off"/>
                           <w:snapToGrid w:val="off"/>
-                          <w:spacing w:line="312" w:lineRule="auto"/>
+                          <w:spacing w:line="240" w:lineRule="auto" w:before="0" w:after="0"/>
                           <w:jc w:val="center"/>
                           <w:textAlignment w:val="baseline"/>
                         </w:pPr>
@@ -1825,7 +1863,7 @@
                           <w:pStyle w:val="15"/>
                           <w:widowControl w:val="off"/>
                           <w:snapToGrid w:val="off"/>
-                          <w:spacing w:line="312" w:lineRule="auto"/>
+                          <w:spacing w:line="240" w:lineRule="auto" w:before="0" w:after="0"/>
                           <w:jc w:val="center"/>
                           <w:textAlignment w:val="baseline"/>
                         </w:pPr>
@@ -1837,9 +1875,7 @@
                     </w:tc>
                   </w:tr>
                   <w:tr>
-                    <w:trPr>
-                      <w:trHeight w:val="285"/>
-                    </w:trPr>
+                    <w:trPr/>
                     <w:tc>
                       <w:tcPr>
                         <w:tcW w:w="689" w:type="dxa"/>
@@ -1856,7 +1892,7 @@
                           <w:pStyle w:val="16"/>
                           <w:widowControl w:val="off"/>
                           <w:snapToGrid w:val="off"/>
-                          <w:spacing w:line="312" w:lineRule="auto"/>
+                          <w:spacing w:line="240" w:lineRule="auto" w:before="0" w:after="0"/>
                           <w:textAlignment w:val="baseline"/>
                         </w:pPr>
                         <w:r>
@@ -1881,7 +1917,7 @@
                           <w:pStyle w:val="16"/>
                           <w:widowControl w:val="off"/>
                           <w:snapToGrid w:val="off"/>
-                          <w:spacing w:line="312" w:lineRule="auto"/>
+                          <w:spacing w:line="120" w:lineRule="auto" w:before="0" w:after="0"/>
                           <w:textAlignment w:val="baseline"/>
                           <w:rPr>
                             <w:color w:val="7f7f7f"/>
@@ -1906,7 +1942,7 @@
                           <w:pStyle w:val="17"/>
                           <w:widowControl w:val="off"/>
                           <w:snapToGrid w:val="off"/>
-                          <w:spacing w:line="312" w:lineRule="auto"/>
+                          <w:spacing w:line="120" w:lineRule="auto" w:before="0" w:after="0"/>
                           <w:textAlignment w:val="baseline"/>
                           <w:rPr>
                             <w:color w:val="7f7f7f"/>
@@ -1931,7 +1967,7 @@
                           <w:pStyle w:val="17"/>
                           <w:widowControl w:val="off"/>
                           <w:snapToGrid w:val="off"/>
-                          <w:spacing w:line="312" w:lineRule="auto"/>
+                          <w:spacing w:line="120" w:lineRule="auto" w:before="0" w:after="0"/>
                           <w:textAlignment w:val="baseline"/>
                           <w:rPr>
                             <w:color w:val="7f7f7f"/>
@@ -1956,7 +1992,7 @@
                           <w:pStyle w:val="16"/>
                           <w:widowControl w:val="off"/>
                           <w:snapToGrid w:val="off"/>
-                          <w:spacing w:line="312" w:lineRule="auto"/>
+                          <w:spacing w:line="120" w:lineRule="auto" w:before="0" w:after="0"/>
                           <w:textAlignment w:val="baseline"/>
                           <w:rPr>
                             <w:color w:val="7f7f7f"/>
@@ -1966,9 +2002,7 @@
                     </w:tc>
                   </w:tr>
                   <w:tr>
-                    <w:trPr>
-                      <w:trHeight w:val="285"/>
-                    </w:trPr>
+                    <w:trPr/>
                     <w:tc>
                       <w:tcPr>
                         <w:tcW w:w="689" w:type="dxa"/>
@@ -1985,7 +2019,7 @@
                           <w:pStyle w:val="18"/>
                           <w:widowControl w:val="off"/>
                           <w:snapToGrid w:val="off"/>
-                          <w:spacing w:line="312" w:lineRule="auto"/>
+                          <w:spacing w:line="240" w:lineRule="auto" w:before="0" w:after="0"/>
                           <w:jc w:val="center"/>
                           <w:textAlignment w:val="baseline"/>
                         </w:pPr>
@@ -2014,7 +2048,7 @@
                           <w:pStyle w:val="18"/>
                           <w:widowControl w:val="off"/>
                           <w:snapToGrid w:val="off"/>
-                          <w:spacing w:line="312" w:lineRule="auto"/>
+                          <w:spacing w:line="120" w:lineRule="auto" w:before="0" w:after="0"/>
                           <w:textAlignment w:val="baseline"/>
                           <w:rPr>
                             <w:rFonts w:ascii="맑은 고딕" w:eastAsia="맑은 고딕"/>
@@ -2040,7 +2074,7 @@
                           <w:pStyle w:val="17"/>
                           <w:widowControl w:val="off"/>
                           <w:snapToGrid w:val="off"/>
-                          <w:spacing w:line="312" w:lineRule="auto"/>
+                          <w:spacing w:line="120" w:lineRule="auto" w:before="0" w:after="0"/>
                           <w:textAlignment w:val="baseline"/>
                           <w:rPr>
                             <w:color w:val="7f7f7f"/>
@@ -2064,7 +2098,7 @@
                           <w:pStyle w:val="17"/>
                           <w:widowControl w:val="off"/>
                           <w:snapToGrid w:val="off"/>
-                          <w:spacing w:line="312" w:lineRule="auto"/>
+                          <w:spacing w:line="120" w:lineRule="auto" w:before="0" w:after="0"/>
                           <w:textAlignment w:val="baseline"/>
                           <w:rPr>
                             <w:color w:val="7f7f7f"/>
@@ -2089,7 +2123,7 @@
                           <w:pStyle w:val="18"/>
                           <w:widowControl w:val="off"/>
                           <w:snapToGrid w:val="off"/>
-                          <w:spacing w:line="312" w:lineRule="auto"/>
+                          <w:spacing w:line="120" w:lineRule="auto" w:before="0" w:after="0"/>
                           <w:textAlignment w:val="baseline"/>
                           <w:rPr>
                             <w:rFonts w:ascii="맑은 고딕" w:eastAsia="맑은 고딕"/>
@@ -2106,7 +2140,7 @@
                     <w:pStyle w:val="0"/>
                     <w:widowControl w:val="off"/>
                     <w:wordWrap w:val="1"/>
-                    <w:spacing w:line="240" w:lineRule="auto"/>
+                    <w:spacing w:line="120" w:lineRule="auto" w:before="0" w:after="0"/>
                     <w:jc w:val="center"/>
                     <w:textAlignment w:val="center"/>
                   </w:pPr>
@@ -2114,9 +2148,7 @@
               </w:tc>
             </w:tr>
             <w:tr>
-              <w:trPr>
-                <w:trHeight w:val="321"/>
-              </w:trPr>
+              <w:trPr/>
               <w:tc>
                 <w:tcPr>
                   <w:tcW w:w="1459" w:type="dxa"/>
@@ -2128,7 +2160,11 @@
                     <w:right w:val="single" w:color="000000" w:sz="3"/>
                   </w:tcBorders>
                 </w:tcPr>
-                <w:p/>
+                <w:p>
+                  <w:pPr>
+                    <w:spacing w:before="0" w:after="0" w:line="120" w:lineRule="auto"/>
+                  </w:pPr>
+                </w:p>
               </w:tc>
               <w:tc>
                 <w:tcPr>
@@ -2147,7 +2183,7 @@
                     <w:pStyle w:val="0"/>
                     <w:widowControl w:val="off"/>
                     <w:wordWrap w:val="1"/>
-                    <w:spacing w:line="312" w:lineRule="auto"/>
+                    <w:spacing w:line="240" w:lineRule="auto" w:before="0" w:after="0"/>
                     <w:jc w:val="center"/>
                   </w:pPr>
                   <w:r>
@@ -2174,7 +2210,7 @@
                     <w:pStyle w:val="0"/>
                     <w:widowControl w:val="off"/>
                     <w:wordWrap w:val="1"/>
-                    <w:spacing w:line="240" w:lineRule="auto"/>
+                    <w:spacing w:line="120" w:lineRule="auto" w:before="0" w:after="0"/>
                     <w:jc w:val="center"/>
                     <w:textAlignment w:val="center"/>
                     <w:rPr>
@@ -2202,7 +2238,7 @@
                     <w:pStyle w:val="0"/>
                     <w:widowControl w:val="off"/>
                     <w:wordWrap w:val="1"/>
-                    <w:spacing w:line="312" w:lineRule="auto"/>
+                    <w:spacing w:line="120" w:lineRule="auto" w:before="0" w:after="0"/>
                     <w:jc w:val="center"/>
                     <w:rPr>
                       <w:rFonts w:ascii="맑은 고딕" w:eastAsia="맑은 고딕"/>
@@ -2213,9 +2249,7 @@
               </w:tc>
             </w:tr>
             <w:tr>
-              <w:trPr>
-                <w:trHeight w:val="321"/>
-              </w:trPr>
+              <w:trPr/>
               <w:tc>
                 <w:tcPr>
                   <w:tcW w:w="4842" w:type="dxa"/>
@@ -2233,7 +2267,7 @@
                     <w:pStyle w:val="0"/>
                     <w:widowControl w:val="off"/>
                     <w:wordWrap w:val="1"/>
-                    <w:spacing w:line="312" w:lineRule="auto"/>
+                    <w:spacing w:line="240" w:lineRule="auto" w:before="0" w:after="0"/>
                   </w:pPr>
                   <w:r>
                     <w:rPr>
@@ -2258,7 +2292,7 @@
                   <w:pPr>
                     <w:pStyle w:val="0"/>
                     <w:widowControl w:val="off"/>
-                    <w:spacing w:line="312" w:lineRule="auto"/>
+                    <w:spacing w:line="120" w:lineRule="auto" w:before="0" w:after="0"/>
                     <w:ind w:left="494" w:hanging="494"/>
                     <w:rPr>
                       <w:rFonts w:ascii="맑은 고딕" w:eastAsia="맑은 고딕"/>
@@ -2284,7 +2318,7 @@
                     <w:pStyle w:val="0"/>
                     <w:widowControl w:val="off"/>
                     <w:wordWrap w:val="1"/>
-                    <w:spacing w:line="312" w:lineRule="auto"/>
+                    <w:spacing w:line="120" w:lineRule="auto" w:before="0" w:after="0"/>
                     <w:jc w:val="center"/>
                     <w:rPr>
                       <w:rFonts w:ascii="맑은 고딕" w:eastAsia="맑은 고딕"/>
@@ -2295,9 +2329,7 @@
               </w:tc>
             </w:tr>
             <w:tr>
-              <w:trPr>
-                <w:trHeight w:val="739"/>
-              </w:trPr>
+              <w:trPr/>
               <w:tc>
                 <w:tcPr>
                   <w:tcW w:w="4842" w:type="dxa"/>
@@ -2315,7 +2347,7 @@
                     <w:pStyle w:val="0"/>
                     <w:widowControl w:val="off"/>
                     <w:wordWrap w:val="1"/>
-                    <w:spacing w:line="312" w:lineRule="auto"/>
+                    <w:spacing w:line="240" w:lineRule="auto" w:before="0" w:after="0"/>
                     <w:ind w:left="354" w:hanging="354"/>
                   </w:pPr>
                   <w:r>
@@ -2341,7 +2373,7 @@
                   <w:pPr>
                     <w:pStyle w:val="0"/>
                     <w:widowControl w:val="off"/>
-                    <w:spacing w:line="312" w:lineRule="auto"/>
+                    <w:spacing w:line="120" w:lineRule="auto" w:before="0" w:after="0"/>
                     <w:ind w:left="490" w:hanging="490"/>
                     <w:rPr>
                       <w:rFonts w:ascii="맑은 고딕" w:eastAsia="맑은 고딕"/>
@@ -2367,7 +2399,7 @@
                     <w:pStyle w:val="0"/>
                     <w:widowControl w:val="off"/>
                     <w:wordWrap w:val="1"/>
-                    <w:spacing w:line="312" w:lineRule="auto"/>
+                    <w:spacing w:line="120" w:lineRule="auto" w:before="0" w:after="0"/>
                     <w:jc w:val="center"/>
                     <w:rPr>
                       <w:rFonts w:ascii="맑은 고딕" w:eastAsia="맑은 고딕"/>
@@ -2382,8 +2414,12 @@
             <w:pPr>
               <w:pStyle w:val="0"/>
               <w:widowControl w:val="off"/>
-              <w:spacing w:line="312" w:lineRule="auto"/>
+              <w:spacing w:line="120" w:lineRule="auto" w:before="0" w:after="0"/>
               <w:ind w:left="860" w:right="60" w:hanging="800"/>
+              <w:rPr>
+                <w:sz w:val="2"/>
+                <w:szCs w:val="2"/>
+              </w:rPr>
             </w:pPr>
           </w:p>
           <w:p>
@@ -2391,7 +2427,7 @@
               <w:pStyle w:val="0"/>
               <w:widowControl w:val="off"/>
               <w:wordWrap w:val="1"/>
-              <w:spacing w:line="312" w:lineRule="auto"/>
+              <w:spacing w:line="240" w:lineRule="auto" w:before="0" w:after="0"/>
             </w:pPr>
             <w:r>
               <w:rPr>
@@ -2422,7 +2458,7 @@
               <w:pStyle w:val="0"/>
               <w:widowControl w:val="off"/>
               <w:wordWrap w:val="1"/>
-              <w:spacing w:line="312" w:lineRule="auto"/>
+              <w:spacing w:line="240" w:lineRule="auto" w:before="0" w:after="0"/>
               <w:ind w:left="60" w:right="60"/>
               <w:jc w:val="center"/>
             </w:pPr>
@@ -2440,7 +2476,7 @@
               <w:pStyle w:val="0"/>
               <w:widowControl w:val="off"/>
               <w:wordWrap w:val="1"/>
-              <w:spacing w:line="312" w:lineRule="auto"/>
+              <w:spacing w:line="120" w:lineRule="auto" w:before="0" w:after="0"/>
               <w:ind w:left="60" w:right="60"/>
               <w:jc w:val="center"/>
               <w:rPr>
@@ -2457,7 +2493,7 @@
               <w:pStyle w:val="0"/>
               <w:widowControl w:val="off"/>
               <w:wordWrap w:val="1"/>
-              <w:spacing w:line="312" w:lineRule="auto"/>
+              <w:spacing w:line="240" w:lineRule="auto" w:before="0" w:after="0"/>
               <w:ind w:left="60" w:right="60"/>
               <w:jc w:val="center"/>
             </w:pPr>
@@ -2475,7 +2511,7 @@
               <w:pStyle w:val="0"/>
               <w:widowControl w:val="off"/>
               <w:wordWrap w:val="1"/>
-              <w:spacing w:line="312" w:lineRule="auto"/>
+              <w:spacing w:line="120" w:lineRule="auto" w:before="0" w:after="0"/>
               <w:ind w:left="60" w:right="60"/>
               <w:jc w:val="center"/>
               <w:rPr>
@@ -2491,7 +2527,7 @@
               <w:pStyle w:val="0"/>
               <w:widowControl w:val="off"/>
               <w:wordWrap w:val="1"/>
-              <w:spacing w:line="312" w:lineRule="auto"/>
+              <w:spacing w:line="240" w:lineRule="auto" w:before="0" w:after="0"/>
               <w:ind w:left="60" w:right="60"/>
               <w:jc w:val="center"/>
             </w:pPr>
@@ -2512,6 +2548,11 @@
         <w:pStyle w:val="0"/>
         <w:widowControl w:val="off"/>
         <w:ind w:left="289" w:hanging="289"/>
+        <w:rPr>
+          <w:sz w:val="2"/>
+          <w:szCs w:val="2"/>
+        </w:rPr>
+        <w:spacing w:before="0" w:after="0" w:line="120" w:lineRule="auto"/>
       </w:pPr>
     </w:p>
     <w:p>
@@ -2519,6 +2560,7 @@
         <w:pStyle w:val="0"/>
         <w:widowControl w:val="off"/>
         <w:ind w:left="432" w:hanging="432"/>
+        <w:spacing w:before="0" w:after="0" w:line="276" w:lineRule="auto"/>
       </w:pPr>
       <w:r>
         <w:rPr>
@@ -2559,9 +2601,7 @@
         <w:gridCol w:w="8959"/>
       </w:tblGrid>
       <w:tr>
-        <w:trPr>
-          <w:trHeight w:val="539"/>
-        </w:trPr>
+        <w:trPr/>
         <w:tc>
           <w:tcPr>
             <w:tcW w:w="8959" w:type="dxa"/>
@@ -2577,7 +2617,7 @@
             <w:pPr>
               <w:pStyle w:val="0"/>
               <w:widowControl w:val="off"/>
-              <w:spacing w:line="432" w:lineRule="auto"/>
+              <w:spacing w:line="240" w:lineRule="auto" w:before="0" w:after="0"/>
               <w:ind w:left="432" w:hanging="432"/>
             </w:pPr>
             <w:r>
@@ -2629,6 +2669,11 @@
         <w:pStyle w:val="0"/>
         <w:widowControl w:val="off"/>
         <w:ind w:left="909" w:hanging="909"/>
+        <w:rPr>
+          <w:sz w:val="2"/>
+          <w:szCs w:val="2"/>
+        </w:rPr>
+        <w:spacing w:before="0" w:after="0" w:line="120" w:lineRule="auto"/>
       </w:pPr>
     </w:p>
     <w:sectPr>
@@ -2642,7 +2687,7 @@
         <w:numRestart w:val="continuous"/>
       </w:endnotePr>
       <w:pgSz w:w="11906" w:h="16838"/>
-      <w:pgMar w:top="1134" w:right="1134" w:bottom="567" w:left="1134" w:header="1134" w:footer="567" w:gutter="0"/>
+      <w:pgMar w:top="850" w:right="1134" w:bottom="340" w:left="1134" w:header="1134" w:footer="567" w:gutter="0"/>
       <w:cols w:space="0"/>
     </w:sectPr>
   </w:body>
@@ -3245,7 +3290,7 @@
       <w:autoSpaceDE w:val="off"/>
       <w:autoSpaceDN w:val="off"/>
       <w:snapToGrid w:val="off"/>
-      <w:spacing w:before="0" w:after="0" w:line="384" w:lineRule="auto"/>
+      <w:spacing w:before="0" w:after="0" w:line="276" w:lineRule="auto"/>
       <w:ind w:left="0" w:right="0" w:firstLine="0"/>
       <w:jc w:val="both"/>
       <w:textAlignment w:val="baseline"/>
